--- a/templates/docx/gate-ticket.docx
+++ b/templates/docx/gate-ticket.docx
@@ -88,7 +88,7 @@
                 <w:color w:val="404042"/>
                 <w:sz w:val="18"/>
               </w:rPr>
-              <w:t>It means the named artefacts, at the named versions, are accepted as the basis for the next stage. Without a named version there is nothing to point at when it is disputed later.</w:t>
+              <w:t>It means the named artefacts, at the named versions, are accepted as the basis for the next stage. Without a named version there is nothing to point at when it is disputed later. “Version” means whichever applies to the artefact: a filename version for a one-shot document, or a SharePoint Version History label for the project tracker workbook.</w:t>
             </w:r>
           </w:p>
         </w:tc>
@@ -213,7 +213,7 @@
                 <w:color w:val="6A6A6A"/>
                 <w:sz w:val="17"/>
               </w:rPr>
-              <w:t>Name AND version for each one</w:t>
+              <w:t>Name AND version for each one. A one-shot document’s version is a filename (e.g. v1.0). The project tracker workbook’s version is a SharePoint Version History label (e.g. “Gate 3 approved — 3 Sept 2026”), not a filename — the workbook itself is never re-versioned as a file.</w:t>
             </w:r>
           </w:p>
         </w:tc>
@@ -579,9 +579,9 @@
         <w:br/>
         <w:t>Artefacts being approved:</w:t>
         <w:br/>
-        <w:t>- [Artefact name] [version]</w:t>
+        <w:t>- [Artefact name] [version]  (one-shot document)</w:t>
         <w:br/>
-        <w:t>- [Artefact name] [version]</w:t>
+        <w:t>- [Tracker artefact/tab name] — version history labelled "[label]"  (project tracker workbook)</w:t>
         <w:br/>
         <w:br/>
         <w:t>Approving this confirms these artefacts are the agreed basis for the next stage.</w:t>
